--- a/papers/05_Macro_Model.docx
+++ b/papers/05_Macro_Model.docx
@@ -483,7 +483,7 @@
         <w:ind w:left="480"/>
       </w:pPr>
       <w:r>
-        <w:t>3.3 Proposition 1 (two-pool price stability)</w:t>
+        <w:t>3.2b The injection-topology mechanism: a network simulation</w:t>
         <w:tab/>
         <w:t>9</w:t>
       </w:r>
@@ -497,9 +497,9 @@
         <w:ind w:left="480"/>
       </w:pPr>
       <w:r>
-        <w:t>3.4 The transition handoff (third, transitory pool)</w:t>
+        <w:t>3.3 Proposition 1 (two-pool price stability)</w:t>
         <w:tab/>
-        <w:t>9</w:t>
+        <w:t>10</w:t>
       </w:r>
     </w:p>
     <w:p>
@@ -511,9 +511,9 @@
         <w:ind w:left="480"/>
       </w:pPr>
       <w:r>
-        <w:t>3.5 Throttle speed: why KI is a control instrument, not just a transfer</w:t>
+        <w:t>3.4 The transition handoff (third, transitory pool)</w:t>
         <w:tab/>
-        <w:t>9</w:t>
+        <w:t>10</w:t>
       </w:r>
     </w:p>
     <w:p>
@@ -525,9 +525,9 @@
         <w:ind w:left="480"/>
       </w:pPr>
       <w:r>
-        <w:t>3.6 Local stability and the maturing-circuit condition</w:t>
+        <w:t>3.5 Throttle speed: why KI is a control instrument, not just a transfer</w:t>
         <w:tab/>
-        <w:t>9</w:t>
+        <w:t>11</w:t>
       </w:r>
     </w:p>
     <w:p>
@@ -539,7 +539,7 @@
         <w:ind w:left="480"/>
       </w:pPr>
       <w:r>
-        <w:t>3.7 Forward-looking determinacy and the nominal anchor</w:t>
+        <w:t>3.6 Local stability and the maturing-circuit condition</w:t>
         <w:tab/>
         <w:t>11</w:t>
       </w:r>
@@ -553,22 +553,9 @@
         <w:ind w:left="480"/>
       </w:pPr>
       <w:r>
-        <w:t>3.8 Bank credit and the robustness of circuit separation</w:t>
+        <w:t>3.7 Forward-looking determinacy and the nominal anchor</w:t>
         <w:tab/>
         <w:t>13</w:t>
-      </w:r>
-    </w:p>
-    <w:p>
-      <w:pPr>
-        <w:tabs>
-          <w:tab w:pos="8640" w:val="right" w:leader="dot"/>
-        </w:tabs>
-        <w:spacing w:line="240" w:lineRule="auto" w:after="40" w:before="0"/>
-      </w:pPr>
-      <w:r>
-        <w:t>4. The issuance rule (FDCA)</w:t>
-        <w:tab/>
-        <w:t>15</w:t>
       </w:r>
     </w:p>
     <w:p>
@@ -580,9 +567,22 @@
         <w:ind w:left="480"/>
       </w:pPr>
       <w:r>
-        <w:t>4.1 K1 — the citizenship channel (all Modes)</w:t>
+        <w:t>3.8 Bank credit and the robustness of circuit separation</w:t>
         <w:tab/>
         <w:t>15</w:t>
+      </w:r>
+    </w:p>
+    <w:p>
+      <w:pPr>
+        <w:tabs>
+          <w:tab w:pos="8640" w:val="right" w:leader="dot"/>
+        </w:tabs>
+        <w:spacing w:line="240" w:lineRule="auto" w:after="40" w:before="0"/>
+      </w:pPr>
+      <w:r>
+        <w:t>4. The issuance rule (FDCA)</w:t>
+        <w:tab/>
+        <w:t>16</w:t>
       </w:r>
     </w:p>
     <w:p>
@@ -594,9 +594,9 @@
         <w:ind w:left="480"/>
       </w:pPr>
       <w:r>
-        <w:t>4.2 K2 — the growth channel (all Modes; calibration is Mode-specific)</w:t>
+        <w:t>4.1 K1 — the citizenship channel (all Modes)</w:t>
         <w:tab/>
-        <w:t>15</w:t>
+        <w:t>16</w:t>
       </w:r>
     </w:p>
     <w:p>
@@ -608,7 +608,7 @@
         <w:ind w:left="480"/>
       </w:pPr>
       <w:r>
-        <w:t>4.3 K3 — the consumer-dividend channel (all Modes; Mode-parameterized)</w:t>
+        <w:t>4.2 K2 — the growth channel (all Modes; calibration is Mode-specific)</w:t>
         <w:tab/>
         <w:t>16</w:t>
       </w:r>
@@ -622,7 +622,7 @@
         <w:ind w:left="480"/>
       </w:pPr>
       <w:r>
-        <w:t>4.4 KI — the inflation-gap channel (Mode C permanent; Mode Λ conditional)</w:t>
+        <w:t>4.3 K3 — the consumer-dividend channel (all Modes; Mode-parameterized)</w:t>
         <w:tab/>
         <w:t>17</w:t>
       </w:r>
@@ -636,9 +636,9 @@
         <w:ind w:left="480"/>
       </w:pPr>
       <w:r>
-        <w:t>4.5 KT — the transition channel (Mode T only, transitory)</w:t>
+        <w:t>4.4 KI — the inflation-gap channel (Mode C permanent; Mode Λ conditional)</w:t>
         <w:tab/>
-        <w:t>18</w:t>
+        <w:t>19</w:t>
       </w:r>
     </w:p>
     <w:p>
@@ -650,9 +650,9 @@
         <w:ind w:left="480"/>
       </w:pPr>
       <w:r>
-        <w:t>4.6 The throttle, in the engine’s terms</w:t>
+        <w:t>4.5 KT — the transition channel (Mode T only, transitory)</w:t>
         <w:tab/>
-        <w:t>18</w:t>
+        <w:t>20</w:t>
       </w:r>
     </w:p>
     <w:p>
@@ -664,20 +664,7 @@
         <w:ind w:left="480"/>
       </w:pPr>
       <w:r>
-        <w:t>4.7 The conditional transition damper (KI_T, Mode T)</w:t>
-        <w:tab/>
-        <w:t>19</w:t>
-      </w:r>
-    </w:p>
-    <w:p>
-      <w:pPr>
-        <w:tabs>
-          <w:tab w:pos="8640" w:val="right" w:leader="dot"/>
-        </w:tabs>
-        <w:spacing w:line="240" w:lineRule="auto" w:after="40" w:before="0"/>
-      </w:pPr>
-      <w:r>
-        <w:t>5. Household block and distributional dynamics</w:t>
+        <w:t>4.6 The throttle, in the engine’s terms</w:t>
         <w:tab/>
         <w:t>20</w:t>
       </w:r>
@@ -691,9 +678,22 @@
         <w:ind w:left="480"/>
       </w:pPr>
       <w:r>
-        <w:t>5.1 Two-account households</w:t>
+        <w:t>4.7 The conditional transition damper (KI_T, Mode T)</w:t>
         <w:tab/>
         <w:t>20</w:t>
+      </w:r>
+    </w:p>
+    <w:p>
+      <w:pPr>
+        <w:tabs>
+          <w:tab w:pos="8640" w:val="right" w:leader="dot"/>
+        </w:tabs>
+        <w:spacing w:line="240" w:lineRule="auto" w:after="40" w:before="0"/>
+      </w:pPr>
+      <w:r>
+        <w:t>5. Household block and distributional dynamics</w:t>
+        <w:tab/>
+        <w:t>21</w:t>
       </w:r>
     </w:p>
     <w:p>
@@ -705,9 +705,9 @@
         <w:ind w:left="480"/>
       </w:pPr>
       <w:r>
-        <w:t>5.2 Result 2 (the no-net-saving condition)</w:t>
+        <w:t>5.1 Two-account households</w:t>
         <w:tab/>
-        <w:t>20</w:t>
+        <w:t>22</w:t>
       </w:r>
     </w:p>
     <w:p>
@@ -719,9 +719,9 @@
         <w:ind w:left="480"/>
       </w:pPr>
       <w:r>
-        <w:t>5.3 When Result 2 fails — and why it is the same window as Section 3.2</w:t>
+        <w:t>5.2 Result 2 (the no-net-saving condition)</w:t>
         <w:tab/>
-        <w:t>21</w:t>
+        <w:t>22</w:t>
       </w:r>
     </w:p>
     <w:p>
@@ -733,9 +733,9 @@
         <w:ind w:left="480"/>
       </w:pPr>
       <w:r>
-        <w:t>5.4 Distributional reading</w:t>
+        <w:t>5.3 When Result 2 fails — and why it is the same window as Section 3.2</w:t>
         <w:tab/>
-        <w:t>21</w:t>
+        <w:t>22</w:t>
       </w:r>
     </w:p>
     <w:p>
@@ -747,9 +747,9 @@
         <w:ind w:left="480"/>
       </w:pPr>
       <w:r>
-        <w:t>5.5 Labor supply and the wealth-effect objection</w:t>
+        <w:t>5.4 Distributional reading</w:t>
         <w:tab/>
-        <w:t>21</w:t>
+        <w:t>23</w:t>
       </w:r>
     </w:p>
     <w:p>
@@ -761,20 +761,7 @@
         <w:ind w:left="480"/>
       </w:pPr>
       <w:r>
-        <w:t>5.6 The welfare-optimal dividend share</w:t>
-        <w:tab/>
-        <w:t>23</w:t>
-      </w:r>
-    </w:p>
-    <w:p>
-      <w:pPr>
-        <w:tabs>
-          <w:tab w:pos="8640" w:val="right" w:leader="dot"/>
-        </w:tabs>
-        <w:spacing w:line="240" w:lineRule="auto" w:after="40" w:before="0"/>
-      </w:pPr>
-      <w:r>
-        <w:t>6. Asset-market dynamics under a permanent structural buyer (Proposition 2)</w:t>
+        <w:t>5.5 Labor supply and the wealth-effect objection</w:t>
         <w:tab/>
         <w:t>23</w:t>
       </w:r>
@@ -788,9 +775,22 @@
         <w:ind w:left="480"/>
       </w:pPr>
       <w:r>
-        <w:t>6.1 The three forces</w:t>
+        <w:t>5.6 The welfare-optimal dividend share</w:t>
         <w:tab/>
         <w:t>24</w:t>
+      </w:r>
+    </w:p>
+    <w:p>
+      <w:pPr>
+        <w:tabs>
+          <w:tab w:pos="8640" w:val="right" w:leader="dot"/>
+        </w:tabs>
+        <w:spacing w:line="240" w:lineRule="auto" w:after="40" w:before="0"/>
+      </w:pPr>
+      <w:r>
+        <w:t>6. Asset-market dynamics under a permanent structural buyer (Proposition 2)</w:t>
+        <w:tab/>
+        <w:t>25</w:t>
       </w:r>
     </w:p>
     <w:p>
@@ -802,9 +802,9 @@
         <w:ind w:left="480"/>
       </w:pPr>
       <w:r>
-        <w:t>6.2 Proposition 2 (bounded compression)</w:t>
+        <w:t>6.1 The three forces</w:t>
         <w:tab/>
-        <w:t>24</w:t>
+        <w:t>25</w:t>
       </w:r>
     </w:p>
     <w:p>
@@ -816,9 +816,9 @@
         <w:ind w:left="480"/>
       </w:pPr>
       <w:r>
-        <w:t>6.3 The honest concession: the accumulation phase</w:t>
+        <w:t>6.2 Proposition 2 (bounded compression)</w:t>
         <w:tab/>
-        <w:t>25</w:t>
+        <w:t>26</w:t>
       </w:r>
     </w:p>
     <w:p>
@@ -830,7 +830,7 @@
         <w:ind w:left="480"/>
       </w:pPr>
       <w:r>
-        <w:t>6.4 Consistency with the series baseline</w:t>
+        <w:t>6.3 The honest concession: the accumulation phase</w:t>
         <w:tab/>
         <w:t>26</w:t>
       </w:r>
@@ -844,9 +844,9 @@
         <w:ind w:left="480"/>
       </w:pPr>
       <w:r>
-        <w:t>6.5 Illustrative magnitude of the premium</w:t>
+        <w:t>6.4 Consistency with the series baseline</w:t>
         <w:tab/>
-        <w:t>26</w:t>
+        <w:t>27</w:t>
       </w:r>
     </w:p>
     <w:p>
@@ -858,9 +858,9 @@
         <w:ind w:left="480"/>
       </w:pPr>
       <w:r>
-        <w:t>6.6 The maturity question: a bounded rebalancing, not a sell-off</w:t>
+        <w:t>6.5 Illustrative magnitude of the premium</w:t>
         <w:tab/>
-        <w:t>27</w:t>
+        <w:t>28</w:t>
       </w:r>
     </w:p>
     <w:p>
@@ -872,22 +872,9 @@
         <w:ind w:left="480"/>
       </w:pPr>
       <w:r>
-        <w:t>6.7 The realizable floor: a general-equilibrium account</w:t>
+        <w:t>6.6 The maturity question: a bounded rebalancing, not a sell-off</w:t>
         <w:tab/>
         <w:t>28</w:t>
-      </w:r>
-    </w:p>
-    <w:p>
-      <w:pPr>
-        <w:tabs>
-          <w:tab w:pos="8640" w:val="right" w:leader="dot"/>
-        </w:tabs>
-        <w:spacing w:line="240" w:lineRule="auto" w:after="40" w:before="0"/>
-      </w:pPr>
-      <w:r>
-        <w:t>7. Crisis-mode operations and automatic stabilizers</w:t>
-        <w:tab/>
-        <w:t>31</w:t>
       </w:r>
     </w:p>
     <w:p>
@@ -899,9 +886,22 @@
         <w:ind w:left="480"/>
       </w:pPr>
       <w:r>
-        <w:t>7.1 The stabilization assignment</w:t>
+        <w:t>6.7 The realizable floor: a general-equilibrium account</w:t>
         <w:tab/>
-        <w:t>32</w:t>
+        <w:t>29</w:t>
+      </w:r>
+    </w:p>
+    <w:p>
+      <w:pPr>
+        <w:tabs>
+          <w:tab w:pos="8640" w:val="right" w:leader="dot"/>
+        </w:tabs>
+        <w:spacing w:line="240" w:lineRule="auto" w:after="40" w:before="0"/>
+      </w:pPr>
+      <w:r>
+        <w:t>7. Crisis-mode operations and automatic stabilizers</w:t>
+        <w:tab/>
+        <w:t>33</w:t>
       </w:r>
     </w:p>
     <w:p>
@@ -913,9 +913,9 @@
         <w:ind w:left="480"/>
       </w:pPr>
       <w:r>
-        <w:t>7.2 Demand collapse — the automatic stabilizer engages</w:t>
+        <w:t>7.1 The stabilization assignment</w:t>
         <w:tab/>
-        <w:t>32</w:t>
+        <w:t>33</w:t>
       </w:r>
     </w:p>
     <w:p>
@@ -927,9 +927,9 @@
         <w:ind w:left="480"/>
       </w:pPr>
       <w:r>
-        <w:t>7.3 Inflation surge — a real asymmetry</w:t>
+        <w:t>7.2 Demand collapse — the automatic stabilizer engages</w:t>
         <w:tab/>
-        <w:t>32</w:t>
+        <w:t>34</w:t>
       </w:r>
     </w:p>
     <w:p>
@@ -941,9 +941,9 @@
         <w:ind w:left="480"/>
       </w:pPr>
       <w:r>
-        <w:t>7.4 Supply shocks — the same dilemma everyone faces</w:t>
+        <w:t>7.3 Inflation surge — a real asymmetry</w:t>
         <w:tab/>
-        <w:t>33</w:t>
+        <w:t>34</w:t>
       </w:r>
     </w:p>
     <w:p>
@@ -955,9 +955,9 @@
         <w:ind w:left="480"/>
       </w:pPr>
       <w:r>
-        <w:t>7.5 Comparison to a conventional reaction function</w:t>
+        <w:t>7.4 Supply shocks — the same dilemma everyone faces</w:t>
         <w:tab/>
-        <w:t>33</w:t>
+        <w:t>34</w:t>
       </w:r>
     </w:p>
     <w:p>
@@ -969,35 +969,9 @@
         <w:ind w:left="480"/>
       </w:pPr>
       <w:r>
-        <w:t>7.6 A linearized dynamic system and impulse responses</w:t>
+        <w:t>7.5 Comparison to a conventional reaction function</w:t>
         <w:tab/>
-        <w:t>33</w:t>
-      </w:r>
-    </w:p>
-    <w:p>
-      <w:pPr>
-        <w:tabs>
-          <w:tab w:pos="8640" w:val="right" w:leader="dot"/>
-        </w:tabs>
-        <w:spacing w:line="240" w:lineRule="auto" w:after="40" w:before="0"/>
-      </w:pPr>
-      <w:r>
-        <w:t>8. Open problems</w:t>
-        <w:tab/>
-        <w:t>34</w:t>
-      </w:r>
-    </w:p>
-    <w:p>
-      <w:pPr>
-        <w:tabs>
-          <w:tab w:pos="8640" w:val="right" w:leader="dot"/>
-        </w:tabs>
-        <w:spacing w:line="240" w:lineRule="auto" w:after="40" w:before="0"/>
-      </w:pPr>
-      <w:r>
-        <w:t>Technical Appendix</w:t>
-        <w:tab/>
-        <w:t>36</w:t>
+        <w:t>35</w:t>
       </w:r>
     </w:p>
     <w:p>
@@ -1009,9 +983,35 @@
         <w:ind w:left="480"/>
       </w:pPr>
       <w:r>
-        <w:t>A.1 Notation</w:t>
+        <w:t>7.6 A linearized dynamic system and impulse responses</w:t>
+        <w:tab/>
+        <w:t>35</w:t>
+      </w:r>
+    </w:p>
+    <w:p>
+      <w:pPr>
+        <w:tabs>
+          <w:tab w:pos="8640" w:val="right" w:leader="dot"/>
+        </w:tabs>
+        <w:spacing w:line="240" w:lineRule="auto" w:after="40" w:before="0"/>
+      </w:pPr>
+      <w:r>
+        <w:t>8. Open problems</w:t>
         <w:tab/>
         <w:t>36</w:t>
+      </w:r>
+    </w:p>
+    <w:p>
+      <w:pPr>
+        <w:tabs>
+          <w:tab w:pos="8640" w:val="right" w:leader="dot"/>
+        </w:tabs>
+        <w:spacing w:line="240" w:lineRule="auto" w:after="40" w:before="0"/>
+      </w:pPr>
+      <w:r>
+        <w:t>Technical Appendix</w:t>
+        <w:tab/>
+        <w:t>38</w:t>
       </w:r>
     </w:p>
     <w:p>
@@ -1023,9 +1023,9 @@
         <w:ind w:left="480"/>
       </w:pPr>
       <w:r>
-        <w:t>A.2 Propositions (formal statements)</w:t>
+        <w:t>A.1 Notation</w:t>
         <w:tab/>
-        <w:t>37</w:t>
+        <w:t>38</w:t>
       </w:r>
     </w:p>
     <w:p>
@@ -1037,7 +1037,7 @@
         <w:ind w:left="480"/>
       </w:pPr>
       <w:r>
-        <w:t>A.3 Proof sketch — the rebalancing channel (A2)</w:t>
+        <w:t>A.2 Propositions (formal statements)</w:t>
         <w:tab/>
         <w:t>39</w:t>
       </w:r>
@@ -1051,9 +1051,9 @@
         <w:ind w:left="480"/>
       </w:pPr>
       <w:r>
-        <w:t>A.4 Proof sketch — the no-net-saving condition (A3 / Result 2)</w:t>
+        <w:t>A.3 Proof sketch — the rebalancing channel (A2)</w:t>
         <w:tab/>
-        <w:t>40</w:t>
+        <w:t>41</w:t>
       </w:r>
     </w:p>
     <w:p>
@@ -1065,9 +1065,9 @@
         <w:ind w:left="480"/>
       </w:pPr>
       <w:r>
-        <w:t>A.5 Calibration and falsification</w:t>
+        <w:t>A.4 Proof sketch — the no-net-saving condition (A3 / Result 2)</w:t>
         <w:tab/>
-        <w:t>40</w:t>
+        <w:t>42</w:t>
       </w:r>
     </w:p>
     <w:p>
@@ -1079,9 +1079,9 @@
         <w:ind w:left="480"/>
       </w:pPr>
       <w:r>
-        <w:t>A.6 Demographic equity-flow model (dating Proposition 2)</w:t>
+        <w:t>A.5 Calibration and falsification</w:t>
         <w:tab/>
-        <w:t>41</w:t>
+        <w:t>42</w:t>
       </w:r>
     </w:p>
     <w:p>
@@ -1093,9 +1093,9 @@
         <w:ind w:left="480"/>
       </w:pPr>
       <w:r>
-        <w:t>A.7 Proof sketch — labor supply and growth robustness</w:t>
+        <w:t>A.6 Demographic equity-flow model (dating Proposition 2)</w:t>
         <w:tab/>
-        <w:t>42</w:t>
+        <w:t>43</w:t>
       </w:r>
     </w:p>
     <w:p>
@@ -1107,9 +1107,9 @@
         <w:ind w:left="480"/>
       </w:pPr>
       <w:r>
-        <w:t>A.8 Proof sketch — delayed feedback and the two-speed design</w:t>
+        <w:t>A.7 Proof sketch — labor supply and growth robustness</w:t>
         <w:tab/>
-        <w:t>42</w:t>
+        <w:t>44</w:t>
       </w:r>
     </w:p>
     <w:p>
@@ -1121,9 +1121,9 @@
         <w:ind w:left="480"/>
       </w:pPr>
       <w:r>
-        <w:t>A.9 Linearized dynamics and impulse responses (Proposition 6)</w:t>
+        <w:t>A.8 Proof sketch — delayed feedback and the two-speed design</w:t>
         <w:tab/>
-        <w:t>43</w:t>
+        <w:t>44</w:t>
       </w:r>
     </w:p>
     <w:p>
@@ -1135,9 +1135,9 @@
         <w:ind w:left="480"/>
       </w:pPr>
       <w:r>
-        <w:t>A.10 Forward-looking determinacy (Proposition 7)</w:t>
+        <w:t>A.9 Linearized dynamics and impulse responses (Proposition 6)</w:t>
         <w:tab/>
-        <w:t>44</w:t>
+        <w:t>45</w:t>
       </w:r>
     </w:p>
     <w:p>
@@ -1149,9 +1149,9 @@
         <w:ind w:left="480"/>
       </w:pPr>
       <w:r>
-        <w:t>A.11 The welfare-optimal dividend share (Proposition 8)</w:t>
+        <w:t>A.10 Forward-looking determinacy (Proposition 7)</w:t>
         <w:tab/>
-        <w:t>45</w:t>
+        <w:t>46</w:t>
       </w:r>
     </w:p>
     <w:p>
@@ -1163,9 +1163,9 @@
         <w:ind w:left="480"/>
       </w:pPr>
       <w:r>
-        <w:t>A.12 Robustness of circuit separation to bank credit (Proposition 9)</w:t>
+        <w:t>A.11 The welfare-optimal dividend share (Proposition 8)</w:t>
         <w:tab/>
-        <w:t>46</w:t>
+        <w:t>47</w:t>
       </w:r>
     </w:p>
     <w:p>
@@ -1177,20 +1177,7 @@
         <w:ind w:left="480"/>
       </w:pPr>
       <w:r>
-        <w:t>A.13 The realizable-return curve in closed form</w:t>
-        <w:tab/>
-        <w:t>47</w:t>
-      </w:r>
-    </w:p>
-    <w:p>
-      <w:pPr>
-        <w:tabs>
-          <w:tab w:pos="8640" w:val="right" w:leader="dot"/>
-        </w:tabs>
-        <w:spacing w:line="240" w:lineRule="auto" w:after="40" w:before="0"/>
-      </w:pPr>
-      <w:r>
-        <w:t>References</w:t>
+        <w:t>A.12 Robustness of circuit separation to bank credit (Proposition 9)</w:t>
         <w:tab/>
         <w:t>48</w:t>
       </w:r>
@@ -1204,9 +1191,22 @@
         <w:ind w:left="480"/>
       </w:pPr>
       <w:r>
-        <w:t>A.1 Notation</w:t>
+        <w:t>A.13 The realizable-return curve in closed form</w:t>
         <w:tab/>
-        <w:t>36</w:t>
+        <w:t>49</w:t>
+      </w:r>
+    </w:p>
+    <w:p>
+      <w:pPr>
+        <w:tabs>
+          <w:tab w:pos="8640" w:val="right" w:leader="dot"/>
+        </w:tabs>
+        <w:spacing w:line="240" w:lineRule="auto" w:after="40" w:before="0"/>
+      </w:pPr>
+      <w:r>
+        <w:t>References</w:t>
+        <w:tab/>
+        <w:t>50</w:t>
       </w:r>
     </w:p>
     <w:p>
@@ -1218,9 +1218,9 @@
         <w:ind w:left="480"/>
       </w:pPr>
       <w:r>
-        <w:t>A.2 Propositions (formal statements)</w:t>
+        <w:t>A.1 Notation</w:t>
         <w:tab/>
-        <w:t>37</w:t>
+        <w:t>38</w:t>
       </w:r>
     </w:p>
     <w:p>
@@ -1232,7 +1232,7 @@
         <w:ind w:left="480"/>
       </w:pPr>
       <w:r>
-        <w:t>A.3 Proof sketch — the rebalancing channel (A2)</w:t>
+        <w:t>A.2 Propositions (formal statements)</w:t>
         <w:tab/>
         <w:t>39</w:t>
       </w:r>
@@ -1246,9 +1246,9 @@
         <w:ind w:left="480"/>
       </w:pPr>
       <w:r>
-        <w:t>A.4 Proof sketch — the no-net-saving condition (A3 / Result 2)</w:t>
+        <w:t>A.3 Proof sketch — the rebalancing channel (A2)</w:t>
         <w:tab/>
-        <w:t>40</w:t>
+        <w:t>41</w:t>
       </w:r>
     </w:p>
     <w:p>
@@ -1260,9 +1260,9 @@
         <w:ind w:left="480"/>
       </w:pPr>
       <w:r>
-        <w:t>A.5 Calibration and falsification</w:t>
+        <w:t>A.4 Proof sketch — the no-net-saving condition (A3 / Result 2)</w:t>
         <w:tab/>
-        <w:t>40</w:t>
+        <w:t>42</w:t>
       </w:r>
     </w:p>
     <w:p>
@@ -1274,9 +1274,9 @@
         <w:ind w:left="480"/>
       </w:pPr>
       <w:r>
-        <w:t>A.6 Demographic equity-flow model (dating Proposition 2)</w:t>
+        <w:t>A.5 Calibration and falsification</w:t>
         <w:tab/>
-        <w:t>41</w:t>
+        <w:t>42</w:t>
       </w:r>
     </w:p>
     <w:p>
@@ -1288,9 +1288,9 @@
         <w:ind w:left="480"/>
       </w:pPr>
       <w:r>
-        <w:t>A.7 Proof sketch — labor supply and growth robustness</w:t>
+        <w:t>A.6 Demographic equity-flow model (dating Proposition 2)</w:t>
         <w:tab/>
-        <w:t>42</w:t>
+        <w:t>43</w:t>
       </w:r>
     </w:p>
     <w:p>
@@ -1302,9 +1302,9 @@
         <w:ind w:left="480"/>
       </w:pPr>
       <w:r>
-        <w:t>A.8 Proof sketch — delayed feedback and the two-speed design</w:t>
+        <w:t>A.7 Proof sketch — labor supply and growth robustness</w:t>
         <w:tab/>
-        <w:t>42</w:t>
+        <w:t>44</w:t>
       </w:r>
     </w:p>
     <w:p>
@@ -1316,9 +1316,9 @@
         <w:ind w:left="480"/>
       </w:pPr>
       <w:r>
-        <w:t>A.9 Linearized dynamics and impulse responses (Proposition 6)</w:t>
+        <w:t>A.8 Proof sketch — delayed feedback and the two-speed design</w:t>
         <w:tab/>
-        <w:t>43</w:t>
+        <w:t>44</w:t>
       </w:r>
     </w:p>
     <w:p>
@@ -1330,9 +1330,9 @@
         <w:ind w:left="480"/>
       </w:pPr>
       <w:r>
-        <w:t>A.10 Forward-looking determinacy (Proposition 7)</w:t>
+        <w:t>A.9 Linearized dynamics and impulse responses (Proposition 6)</w:t>
         <w:tab/>
-        <w:t>44</w:t>
+        <w:t>45</w:t>
       </w:r>
     </w:p>
     <w:p>
@@ -1344,9 +1344,9 @@
         <w:ind w:left="480"/>
       </w:pPr>
       <w:r>
-        <w:t>A.11 The welfare-optimal dividend share (Proposition 8)</w:t>
+        <w:t>A.10 Forward-looking determinacy (Proposition 7)</w:t>
         <w:tab/>
-        <w:t>45</w:t>
+        <w:t>46</w:t>
       </w:r>
     </w:p>
     <w:p>
@@ -1358,9 +1358,9 @@
         <w:ind w:left="480"/>
       </w:pPr>
       <w:r>
-        <w:t>A.12 Robustness of circuit separation to bank credit (Proposition 9)</w:t>
+        <w:t>A.11 The welfare-optimal dividend share (Proposition 8)</w:t>
         <w:tab/>
-        <w:t>46</w:t>
+        <w:t>47</w:t>
       </w:r>
     </w:p>
     <w:p>
@@ -1369,11 +1369,25 @@
           <w:tab w:pos="8640" w:val="right" w:leader="dot"/>
         </w:tabs>
         <w:spacing w:line="240" w:lineRule="auto" w:after="40" w:before="0"/>
+        <w:ind w:left="480"/>
+      </w:pPr>
+      <w:r>
+        <w:t>A.12 Robustness of circuit separation to bank credit (Proposition 9)</w:t>
+        <w:tab/>
+        <w:t>48</w:t>
+      </w:r>
+    </w:p>
+    <w:p>
+      <w:pPr>
+        <w:tabs>
+          <w:tab w:pos="8640" w:val="right" w:leader="dot"/>
+        </w:tabs>
+        <w:spacing w:line="240" w:lineRule="auto" w:after="40" w:before="0"/>
       </w:pPr>
       <w:r>
         <w:t>References</w:t>
         <w:tab/>
-        <w:t>48</w:t>
+        <w:t>50</w:t>
       </w:r>
     </w:p>
     <w:p>
@@ -3403,6 +3417,129 @@
     </w:p>
     <w:bookmarkEnd w:id="25"/>
     <w:bookmarkStart w:id="26" w:name="proposition-1-two-pool-price-stability"/>
+    <w:p>
+      <w:pPr>
+        <w:pStyle w:val="Heading2"/>
+      </w:pPr>
+      <w:r>
+        <w:rPr>
+          <w:color w:val="2E74B5"/>
+        </w:rPr>
+        <w:t xml:space="preserve">3.2b The injection-topology mechanism: a network simulation</w:t>
+      </w:r>
+    </w:p>
+    <w:p>
+      <w:pPr>
+        <w:pStyle w:val="FirstParagraph"/>
+      </w:pPr>
+      <w:r>
+        <w:rPr/>
+        <w:t xml:space="preserve">Sections 3.2–3.2a establish, through portfolio choice, which price level issuance moves: the seller-rebalancing mechanism routes K1/K2 issuance into the asset circuit, with a bounded and shrinking transactional leak. The distributional counterpart of that result is the classical Cantillon claim — that the outcome of a monetary injection depends on where the new money enters the spending network, because agents near the entry point transact before prices have adjusted. This subsection makes the claim computational, and the simulation returns a sharper division of labor than the classical account suggests: injection topology governs who gains at whose expense, price stickiness governs whether society as a whole gains at all, and the two margins are nearly independent.</w:t>
+      </w:r>
+    </w:p>
+    <w:p>
+      <w:pPr>
+        <w:pStyle w:val="BodyText"/>
+      </w:pPr>
+      <w:r>
+        <w:rPr>
+          <w:i/>
+        </w:rPr>
+        <w:t xml:space="preserve">Setup. </w:t>
+      </w:r>
+      <w:r>
+        <w:rPr/>
+        <w:t xml:space="preserve">Agents occupy the nodes of a trading graph. Each period every agent spends a fraction s of its money balance, split equally across its neighbors, purchasing goods at the current price P_t; sellers receive the money. The price adjusts at speed λ per period toward the quantity-theory level implied by the post-injection money stock. An injection enters either at the highest-degree hub — the bank-first pattern — or uniformly per agent. An agent’s advantage is its cumulative real consumption relative to the no-injection counterfactual, and results are grouped by shortest-path distance from the injection node. The model is deliberately minimal: one good, one global price, no behavioral response. Magnitudes are in model units, not dollars.</w:t>
+      </w:r>
+    </w:p>
+    <w:p>
+      <w:pPr>
+        <w:pStyle w:val="BodyText"/>
+      </w:pPr>
+      <w:r>
+        <w:rPr>
+          <w:i/>
+        </w:rPr>
+        <w:t xml:space="preserve">Stylized findings. </w:t>
+      </w:r>
+      <w:r>
+        <w:rPr/>
+        <w:t xml:space="preserve">A one-shot injection of 10 percent of the money stock at the hub of a small-world graph produces a monotone real-advantage gradient in network distance: +7,985 per capita at the hub, decaying through each tier, and negative beyond distance 4 — agents far from the entry point are net losers in real terms even though the injected money eventually reaches them. A uniform injection of the same amount over the same graph produces flat per-capita gains (near–far gradient 18.6, versus 5,151 under hub injection). The distribution is set by topology, not scale: varying the injection from 5 to 40 percent of the money stock moves the tier shares of total advantage by at most 0.021 (standard deviation), while switching the injection point from hub to uniform moves them by up to 0.75.</w:t>
+      </w:r>
+    </w:p>
+    <w:p>
+      <w:pPr>
+        <w:pStyle w:val="BodyText"/>
+      </w:pPr>
+      <w:r>
+        <w:rPr>
+          <w:i/>
+        </w:rPr>
+        <w:t xml:space="preserve">The timescale race. </w:t>
+      </w:r>
+      <w:r>
+        <w:rPr/>
+        <w:t xml:space="preserve">The classical account attributes the first-recipient advantage to purchases at stale prices, which predicts that the gradient should vanish as price adjustment becomes fast. It does not. Sweeping λ from 0 (fixed prices) to 1 (full adjustment each period), the aggregate real windfall collapses from 180,000 to 1,500 model units — and to exactly zero when the price updates before spending — yet 89.9 percent of the near–far gradient survives. Under instant adjustment the injection is approximately a pure zero-sum redistribution by network position: distant agents lose through the dilution of their existing balances, not through anyone’s stale-price purchases. The gradient is robust to the update ordering, to reseeding the graph, and to switching the graph family from small-world to scale-free.</w:t>
+      </w:r>
+    </w:p>
+    <w:p>
+      <w:pPr>
+        <w:pStyle w:val="BodyText"/>
+      </w:pPr>
+      <w:r>
+        <w:rPr>
+          <w:i/>
+        </w:rPr>
+        <w:t xml:space="preserve">Calibration. </w:t>
+      </w:r>
+      <w:r>
+        <w:rPr/>
+        <w:t xml:space="preserve">The second part of the exercise replaces the stylized parameters with grounded ones. The price-adjustment speed takes the values 0.07, 0.11, and 0.23 per month, from median price durations of 14.5, 8–11, and 4.3 months in the BLS micro-data literature (Kehoe &amp; Midrigan 2015; Nakamura &amp; Steinsson 2008; Bils &amp; Klenow 2004); the spend fraction takes 0.11 and 0.45, bracketing M2-type and transactional velocity; the injection is 23 percent of the money stock over twelve months, replicating the 2020 US M2 episode (year-over-year growth above 23 percent, against a pre-2020 record below 15 percent); and the graph is scale-free with hub injection, matching the documented topology of the actual injection layer — a tightly connected core of money-center banks to which all other banks connect (Soramäki, Bech, Arnold, Glass &amp; Beyeler 2007), with core–periphery structure corroborated for Japan and Denmark. Across the entire calibrated box the hierarchical gradient lies between 5,980 and 7,497 per capita, while the uniform gradient never exceeds 625 and is marginally negative in one cell; far-tier agents are net real losers in five of six cells, the exception being the corner where prices are stickiest and spending fastest.</w:t>
+      </w:r>
+    </w:p>
+    <w:p>
+      <w:pPr>
+        <w:pStyle w:val="BodyText"/>
+      </w:pPr>
+      <w:r>
+        <w:rPr>
+          <w:i/>
+        </w:rPr>
+        <w:t xml:space="preserve">Channel linearity. </w:t>
+      </w:r>
+      <w:r>
+        <w:rPr/>
+        <w:t xml:space="preserve">The dynamics are linear in balances, so superposition holds exactly: the outcome of any channel mix is the mix-weighted combination of the pure channels. A 2020–21-style replica routing 75 percent of the injection through the hub and 25 percent uniformly — quantitative easing plus direct payments — cuts the gradient by 24.9 percent, one-for-one with the uniform share. Injection design is therefore a distributional dial with unit slope. In the architecture’s terms, per-citizen entry through K1, K2, and K3 is not merely an equity preference; it is the zero point of the injection-topology gradient, and the simulation prices what moving off that point costs, per unit of channel share, in network-position redistribution.</w:t>
+      </w:r>
+    </w:p>
+    <w:p>
+      <w:pPr>
+        <w:pStyle w:val="BodyText"/>
+      </w:pPr>
+      <w:r>
+        <w:rPr>
+          <w:i/>
+        </w:rPr>
+        <w:t xml:space="preserve">Scope. </w:t>
+      </w:r>
+      <w:r>
+        <w:rPr/>
+        <w:t xml:space="preserve">The simulation is a mechanism demonstration with grounded parameters, not a measurement. The injection-layer topology is empirically attested; the full economy-wide spending graph is not observed in any country. The single global price abstracts from this paper’s own two-circuit decomposition — the model’s one price is best read as the transactional circuit’s — and there is no behavioral response. What the exercise establishes is the division of labor between topology and stickiness, and the linearity of the channel dial; the magnitudes are illustrations.</w:t>
+      </w:r>
+    </w:p>
+    <w:p>
+      <w:r>
+        <w:rPr>
+          <w:b/>
+          <w:i/>
+        </w:rPr>
+        <w:t xml:space="preserve">Supplementary replication. </w:t>
+      </w:r>
+      <w:r>
+        <w:rPr/>
+        <w:t xml:space="preserve">injection_topology.py in the macro replication package reproduces every number quoted in this subsection from a fixed seed and prints the full stylized and calibrated grids, including the robustness runs; the grounding of each parameter is documented in the package’s INJECTION_TOPOLOGY_GROUNDING.md.</w:t>
+      </w:r>
+    </w:p>
     <w:p>
       <w:pPr>
         <w:pStyle w:val="Heading2"/>
@@ -13720,6 +13857,25 @@
         <w:pStyle w:val="FirstParagraph"/>
       </w:pPr>
       <w:r>
+        <w:rPr/>
+        <w:t xml:space="preserve">Bils, M., &amp; Klenow, P. J. (2004). Some Evidence on the Importance of Sticky Prices. </w:t>
+      </w:r>
+      <w:r>
+        <w:rPr>
+          <w:i/>
+        </w:rPr>
+        <w:t xml:space="preserve">Journal of Political Economy</w:t>
+      </w:r>
+      <w:r>
+        <w:rPr/>
+        <w:t xml:space="preserve">, 112(5), 947–985.</w:t>
+      </w:r>
+    </w:p>
+    <w:p>
+      <w:pPr>
+        <w:pStyle w:val="FirstParagraph"/>
+      </w:pPr>
+      <w:r>
         <w:t xml:space="preserve">Cagan, P. (1956). The Monetary Dynamics of Hyperinflation. In M. Friedman (Ed.), </w:t>
       </w:r>
       <w:r>
@@ -13822,6 +13978,25 @@
         <w:pStyle w:val="FirstParagraph"/>
       </w:pPr>
       <w:r>
+        <w:rPr/>
+        <w:t xml:space="preserve">Kehoe, P., &amp; Midrigan, V. (2015). Prices Are Sticky After All. </w:t>
+      </w:r>
+      <w:r>
+        <w:rPr>
+          <w:i/>
+        </w:rPr>
+        <w:t xml:space="preserve">Journal of Monetary Economics</w:t>
+      </w:r>
+      <w:r>
+        <w:rPr/>
+        <w:t xml:space="preserve">, 75, 35–53.</w:t>
+      </w:r>
+    </w:p>
+    <w:p>
+      <w:pPr>
+        <w:pStyle w:val="FirstParagraph"/>
+      </w:pPr>
+      <w:r>
         <w:t xml:space="preserve">Lucas, R. E. (2000). Inflation and Welfare. </w:t>
       </w:r>
       <w:r>
@@ -13833,6 +14008,25 @@
       </w:r>
       <w:r>
         <w:t xml:space="preserve">, 68(2), 247–274.</w:t>
+      </w:r>
+    </w:p>
+    <w:p>
+      <w:pPr>
+        <w:pStyle w:val="FirstParagraph"/>
+      </w:pPr>
+      <w:r>
+        <w:rPr/>
+        <w:t xml:space="preserve">Nakamura, E., &amp; Steinsson, J. (2008). Five Facts About Prices: A Reevaluation of Menu Cost Models. </w:t>
+      </w:r>
+      <w:r>
+        <w:rPr>
+          <w:i/>
+        </w:rPr>
+        <w:t xml:space="preserve">Quarterly Journal of Economics</w:t>
+      </w:r>
+      <w:r>
+        <w:rPr/>
+        <w:t xml:space="preserve">, 123(4), 1415–1464.</w:t>
       </w:r>
     </w:p>
     <w:p>
@@ -13881,6 +14075,25 @@
       </w:r>
       <w:r>
         <w:t xml:space="preserve">, 57(2), 534–544.</w:t>
+      </w:r>
+    </w:p>
+    <w:p>
+      <w:pPr>
+        <w:pStyle w:val="FirstParagraph"/>
+      </w:pPr>
+      <w:r>
+        <w:rPr/>
+        <w:t xml:space="preserve">Soramäki, K., Bech, M. L., Arnold, J., Glass, R. J., &amp; Beyeler, W. E. (2007). The Topology of Interbank Payment Flows. </w:t>
+      </w:r>
+      <w:r>
+        <w:rPr>
+          <w:i/>
+        </w:rPr>
+        <w:t xml:space="preserve">Physica A: Statistical Mechanics and its Applications</w:t>
+      </w:r>
+      <w:r>
+        <w:rPr/>
+        <w:t xml:space="preserve">, 379(1), 317–333. (Federal Reserve Bank of New York Staff Report No. 243, 2006.)</w:t>
       </w:r>
     </w:p>
     <w:p>

--- a/papers/05_Macro_Model.docx
+++ b/papers/05_Macro_Model.docx
@@ -610,7 +610,7 @@
       <w:r>
         <w:t>4.2 K2 — the growth channel (all Modes; calibration is Mode-specific)</w:t>
         <w:tab/>
-        <w:t>16</w:t>
+        <w:t>17</w:t>
       </w:r>
     </w:p>
     <w:p>
@@ -3479,7 +3479,7 @@
       </w:r>
       <w:r>
         <w:rPr/>
-        <w:t xml:space="preserve">The classical account attributes the first-recipient advantage to purchases at stale prices, which predicts that the gradient should vanish as price adjustment becomes fast. It does not. Sweeping λ from 0 (fixed prices) to 1 (full adjustment each period), the aggregate real windfall collapses from 180,000 to 1,500 model units — and to exactly zero when the price updates before spending — yet 89.9 percent of the near–far gradient survives. Under instant adjustment the injection is approximately a pure zero-sum redistribution by network position: distant agents lose through the dilution of their existing balances, not through anyone’s stale-price purchases. The gradient is robust to the update ordering, to reseeding the graph, and to switching the graph family from small-world to scale-free.</w:t>
+        <w:t xml:space="preserve">The classical account attributes the first-recipient advantage to purchases at stale prices, which predicts that the gradient should vanish as price adjustment becomes fast. It does not. Sweeping λ from 0 (fixed prices) to 1 (full adjustment each period), the aggregate real windfall collapses from 180,000 to 1,500 model units — and to exactly zero when the price updates before spending — yet 89.9 percent of the near–far gradient survives. Under instant adjustment the injection is approximately a pure zero-sum redistribution by network position: distant agents lose through the dilution of their existing balances, not through anyone’s stale-price purchases. This is not an interpretation but an exact accounting identity — holding the price at its final level for every period, so no stale-price purchase can occur, the price rise is a flat proportional real haircut identical across the network (about nine percent per agent in the illustration), and the entire gradient resides in which agents the new nominal money reaches first. The gradient is robust to the update ordering, to reseeding the graph, and to switching the graph family from small-world to scale-free.</w:t>
       </w:r>
     </w:p>
     <w:p>
